--- a/Talleres/6_Taller_Vectores.docx
+++ b/Talleres/6_Taller_Vectores.docx
@@ -171,13 +171,8 @@
         <w:t>Cree un vector</w:t>
       </w:r>
       <w:r>
-        <w:t xml:space="preserve"> llamado </w:t>
-      </w:r>
-      <w:proofErr w:type="spellStart"/>
-      <w:r>
-        <w:t>v_orig</w:t>
-      </w:r>
-      <w:proofErr w:type="spellEnd"/>
+        <w:t xml:space="preserve"> llamado v_orig</w:t>
+      </w:r>
       <w:r>
         <w:t xml:space="preserve"> de 20 posiciones</w:t>
       </w:r>
@@ -207,11 +202,9 @@
       <w:r>
         <w:t xml:space="preserve">Inicializar: Coloca todos los elementos del </w:t>
       </w:r>
-      <w:proofErr w:type="spellStart"/>
       <w:r>
         <w:t>v_orig</w:t>
       </w:r>
-      <w:proofErr w:type="spellEnd"/>
       <w:r>
         <w:t xml:space="preserve"> en 0.</w:t>
       </w:r>
@@ -226,30 +219,7 @@
         <w:ind w:left="2148"/>
       </w:pPr>
       <w:r>
-        <w:t>Llenar con aleatorios: le pedirá al usuario un número entre 10 y 15 y llenar</w:t>
-      </w:r>
-      <w:r>
-        <w:t>á</w:t>
-      </w:r>
-      <w:r>
-        <w:t xml:space="preserve"> </w:t>
-      </w:r>
-      <w:r>
-        <w:t>esa</w:t>
-      </w:r>
-      <w:r>
-        <w:t>s primeras posiciones de</w:t>
-      </w:r>
-      <w:r>
-        <w:t xml:space="preserve"> </w:t>
-      </w:r>
-      <w:proofErr w:type="spellStart"/>
-      <w:r>
-        <w:t>v_orig</w:t>
-      </w:r>
-      <w:proofErr w:type="spellEnd"/>
-      <w:r>
-        <w:t xml:space="preserve"> con números aleatorios. </w:t>
+        <w:t>Llenar con aleatorios entre 10 y 15</w:t>
       </w:r>
     </w:p>
     <w:p>
@@ -277,13 +247,8 @@
         <w:t>Realiza el cambio del elemento actual en esa posición de</w:t>
       </w:r>
       <w:r>
-        <w:t xml:space="preserve"> </w:t>
-      </w:r>
-      <w:proofErr w:type="spellStart"/>
-      <w:r>
-        <w:t>v_orig</w:t>
-      </w:r>
-      <w:proofErr w:type="spellEnd"/>
+        <w:t xml:space="preserve"> v_orig</w:t>
+      </w:r>
       <w:r>
         <w:t xml:space="preserve"> por el nuevo</w:t>
       </w:r>
@@ -316,13 +281,8 @@
         <w:t xml:space="preserve"> pone después del último</w:t>
       </w:r>
       <w:r>
-        <w:t xml:space="preserve"> en </w:t>
-      </w:r>
-      <w:proofErr w:type="spellStart"/>
-      <w:r>
-        <w:t>v_orig</w:t>
-      </w:r>
-      <w:proofErr w:type="spellEnd"/>
+        <w:t xml:space="preserve"> en v_orig</w:t>
+      </w:r>
       <w:r>
         <w:t>. Al final imprime el vector actualizado.</w:t>
       </w:r>
@@ -356,10 +316,7 @@
         <w:t>Ordenar</w:t>
       </w:r>
       <w:r>
-        <w:t xml:space="preserve"> el vector</w:t>
-      </w:r>
-      <w:r>
-        <w:t xml:space="preserve"> </w:t>
+        <w:t xml:space="preserve"> el vector </w:t>
       </w:r>
       <w:r>
         <w:t>Ascendentemente</w:t>
@@ -368,13 +325,8 @@
         <w:t>: Crea un nuevo vector</w:t>
       </w:r>
       <w:r>
-        <w:t xml:space="preserve"> </w:t>
-      </w:r>
-      <w:proofErr w:type="spellStart"/>
-      <w:r>
-        <w:t>v_asc</w:t>
-      </w:r>
-      <w:proofErr w:type="spellEnd"/>
+        <w:t xml:space="preserve"> v_asc</w:t>
+      </w:r>
       <w:r>
         <w:t xml:space="preserve"> con 20 posiciones y en este coloca</w:t>
       </w:r>
@@ -382,15 +334,7 @@
         <w:t xml:space="preserve"> los datos </w:t>
       </w:r>
       <w:r>
-        <w:t xml:space="preserve">de </w:t>
-      </w:r>
-      <w:proofErr w:type="spellStart"/>
-      <w:r>
-        <w:t>v_orig</w:t>
-      </w:r>
-      <w:proofErr w:type="spellEnd"/>
-      <w:r>
-        <w:t xml:space="preserve"> ordenados ascendentemente. Si sobran posiciones, las llena con 0</w:t>
+        <w:t>de v_orig ordenados ascendentemente. Si sobran posiciones, las llena con 0</w:t>
       </w:r>
     </w:p>
     <w:p>
@@ -412,29 +356,7 @@
         <w:t>e</w:t>
       </w:r>
       <w:r>
-        <w:t xml:space="preserve">: </w:t>
-      </w:r>
-      <w:r>
-        <w:t xml:space="preserve">Crea un nuevo vector </w:t>
-      </w:r>
-      <w:proofErr w:type="spellStart"/>
-      <w:r>
-        <w:t>v_</w:t>
-      </w:r>
-      <w:r>
-        <w:t>desc</w:t>
-      </w:r>
-      <w:proofErr w:type="spellEnd"/>
-      <w:r>
-        <w:t xml:space="preserve"> con 20 posiciones y en este coloca los datos de </w:t>
-      </w:r>
-      <w:proofErr w:type="spellStart"/>
-      <w:r>
-        <w:t>v_orig</w:t>
-      </w:r>
-      <w:proofErr w:type="spellEnd"/>
-      <w:r>
-        <w:t xml:space="preserve"> ordenados ascendentemente. Si sobran posiciones, las llena con 0</w:t>
+        <w:t>: Crea un nuevo vector v_desc con 20 posiciones y en este coloca los datos de v_orig ordenados ascendentemente. Si sobran posiciones, las llena con 0</w:t>
       </w:r>
       <w:r>
         <w:t>.</w:t>
